--- a/paper/kampala_drainage_paperA.docx
+++ b/paper/kampala_drainage_paperA.docx
@@ -1671,41 +1671,13 @@
           <w:b/>
           <w:bCs/>
         </w:rPr>
-        <w:t xml:space="preserve">4.5 Satellite limits.</w:t>
-      </w:r>
-      <w:r>
-        <w:t xml:space="preserve"> </w:t>
-      </w:r>
-      <w:r>
-        <w:t xml:space="preserve">A Sentinel-1 pass about 13 hours after the 11 October 2026 storm showed no extensive standing water (0.18% of the area looked newly wet). Kampala’s floods rise and drain within hours, faster than any satellite revisit.</w:t>
-      </w:r>
-    </w:p>
-    <w:p>
-      <w:pPr>
-        <w:pStyle w:val="BodyText"/>
-      </w:pPr>
-      <w:r>
-        <w:t xml:space="preserve">Radar change detection of new structures on open land is only exploratory:</w:t>
-      </w:r>
-      <w:r>
-        <w:t xml:space="preserve"> </w:t>
-      </w:r>
-      <w:r>
-        <w:t xml:space="preserve">- about 30% of its detections are confirmed by 10 m land cover;</w:t>
-      </w:r>
-      <w:r>
-        <w:t xml:space="preserve"> </w:t>
-      </w:r>
-      <w:r>
-        <w:t xml:space="preserve">- it captures about 1% of all new building.</w:t>
-      </w:r>
-    </w:p>
-    <w:p>
-      <w:pPr>
-        <w:pStyle w:val="BodyText"/>
-      </w:pPr>
-      <w:r>
-        <w:t xml:space="preserve">It is useful for inspection leads, not for counting encroachment.</w:t>
+        <w:t xml:space="preserve">4.5 Waste and culverts: a tested but unsupported pathway.</w:t>
+      </w:r>
+      <w:r>
+        <w:t xml:space="preserve"> </w:t>
+      </w:r>
+      <w:r>
+        <w:t xml:space="preserve">Culverts with a mapped dump site within 250 m upstream were more often near a reported hotspot (19% vs 12%). However, the effect disappears once upstream paving, catchment size and building density are controlled (odds ratio 0.87 per SD, 95% CI 0.51–1.59; 1,163 culverts). Dumping clusters where the city is dense and paved, so open data cannot separate its effect. Uncollected waste is still large: an estimated 53,000 t per year in the Lubigi catchment and 29,000 t in Nakivubo (2020; 0.55 kg/person/day, about half collected). Testing blockage directly needs field inspection of culverts, which we flag as future work for KCCA.</w:t>
       </w:r>
     </w:p>
     <w:p>
@@ -1717,7 +1689,53 @@
           <w:b/>
           <w:bCs/>
         </w:rPr>
-        <w:t xml:space="preserve">4.6 Falling flood thresholds.</w:t>
+        <w:t xml:space="preserve">4.6 Satellite limits.</w:t>
+      </w:r>
+      <w:r>
+        <w:t xml:space="preserve"> </w:t>
+      </w:r>
+      <w:r>
+        <w:t xml:space="preserve">A Sentinel-1 pass about 13 hours after the 11 October 2026 storm showed no extensive standing water (0.18% of the area looked newly wet). Kampala’s floods rise and drain within hours, faster than any satellite revisit.</w:t>
+      </w:r>
+    </w:p>
+    <w:p>
+      <w:pPr>
+        <w:pStyle w:val="BodyText"/>
+      </w:pPr>
+      <w:r>
+        <w:t xml:space="preserve">Radar change detection of new structures on open land is only exploratory:</w:t>
+      </w:r>
+      <w:r>
+        <w:t xml:space="preserve"> </w:t>
+      </w:r>
+      <w:r>
+        <w:t xml:space="preserve">- about 30% of its detections are confirmed by 10 m land cover;</w:t>
+      </w:r>
+      <w:r>
+        <w:t xml:space="preserve"> </w:t>
+      </w:r>
+      <w:r>
+        <w:t xml:space="preserve">- it captures about 1% of all new building.</w:t>
+      </w:r>
+    </w:p>
+    <w:p>
+      <w:pPr>
+        <w:pStyle w:val="BodyText"/>
+      </w:pPr>
+      <w:r>
+        <w:t xml:space="preserve">It is useful for inspection leads, not for counting encroachment.</w:t>
+      </w:r>
+    </w:p>
+    <w:p>
+      <w:pPr>
+        <w:pStyle w:val="BodyText"/>
+      </w:pPr>
+      <w:r>
+        <w:rPr>
+          <w:b/>
+          <w:bCs/>
+        </w:rPr>
+        <w:t xml:space="preserve">4.7 Falling flood thresholds.</w:t>
       </w:r>
       <w:r>
         <w:t xml:space="preserve"> </w:t>
@@ -1913,7 +1931,7 @@
         </w:numPr>
       </w:pPr>
       <w:r>
-        <w:t xml:space="preserve">the waste–culvert link could not be isolated (Paper C).</w:t>
+        <w:t xml:space="preserve">the waste–culvert link could not be isolated without field inspection (Section 4.5).</w:t>
       </w:r>
     </w:p>
     <w:bookmarkEnd w:id="14"/>

--- a/paper/kampala_drainage_paperA.docx
+++ b/paper/kampala_drainage_paperA.docx
@@ -119,23 +119,7 @@
         <w:t xml:space="preserve"> </w:t>
       </w:r>
       <w:r>
-        <w:t xml:space="preserve">rule. This identifies the fast-growing fringe as where the next hotspots are forming. Since 2000, the number of people on low ground beside channels has grown in step with the city, reaching about 205,000 in 2020.</w:t>
-      </w:r>
-      <w:r>
-        <w:t xml:space="preserve"> </w:t>
-      </w:r>
-      <w:r>
-        <w:rPr>
-          <w:b/>
-          <w:bCs/>
-        </w:rPr>
-        <w:t xml:space="preserve">[Pending: the 2017–2026 test of whether the rain needed to cause a reported flood has fallen, from the news-based flood catalogue.]</w:t>
-      </w:r>
-      <w:r>
-        <w:t xml:space="preserve"> </w:t>
-      </w:r>
-      <w:r>
-        <w:t xml:space="preserve">The evidence points to drainage capacity and encroachment, not rainfall, as the lever planners control. We release the channel inventory and an open maintenance dashboard.</w:t>
+        <w:t xml:space="preserve">rule. This identifies the fast-growing fringe as where the next hotspots are forming. Since 2000, the number of people on low ground beside channels has grown in step with the city, reaching about 205,000 in 2020. A test of whether the rain needed to cause a reported flood has fallen (2017–2026, 22 dated flood days) finds no detectable change, but has little statistical power; flood days are predicted by short, intense bursts (peak-hour rain, p = 0.01) rather than daily totals. The evidence points to drainage capacity and encroachment, not rainfall, as the lever planners control. We release the channel inventory and an open maintenance dashboard.</w:t>
       </w:r>
     </w:p>
     <w:bookmarkEnd w:id="9"/>
@@ -1735,17 +1719,177 @@
           <w:b/>
           <w:bCs/>
         </w:rPr>
-        <w:t xml:space="preserve">4.7 Falling flood thresholds.</w:t>
-      </w:r>
-      <w:r>
-        <w:t xml:space="preserve"> </w:t>
-      </w:r>
-      <w:r>
-        <w:rPr>
-          <w:b/>
-          <w:bCs/>
-        </w:rPr>
-        <w:t xml:space="preserve">[Pending: trend odds ratio, CI and Kendall τ from kd_threshold.py once the GDELT catalogue is complete.]</w:t>
+        <w:t xml:space="preserve">4.7 Has the rain needed to flood fallen? Not detectably, and the record is too short to say.</w:t>
+      </w:r>
+      <w:r>
+        <w:t xml:space="preserve"> </w:t>
+      </w:r>
+      <w:r>
+        <w:t xml:space="preserve">We assembled 22 dated flood days for 2017–2026 from the GDELT news index (events reported by at least two outlets, filtered to flood-event headlines) and verified news reports. The news record has a large gap: few events could be recovered for 2021–2024, which reflects the archive, not an absence of floods. For every day, a logistic model relates the chance of a reported flood to rainfall and a time trend, controlling for the volume of Kampala news coverage.</w:t>
+      </w:r>
+    </w:p>
+    <w:tbl>
+      <w:tblPr>
+        <w:tblStyle w:val="Table"/>
+        <w:tblW w:type="pct" w:w="5000"/>
+        <w:tblLayout w:type="fixed"/>
+        <w:tblLook w:firstRow="1" w:lastRow="0" w:firstColumn="0" w:lastColumn="0" w:noHBand="0" w:noVBand="0" w:val="0020"/>
+      </w:tblPr>
+      <w:tblGrid>
+        <w:gridCol w:w="2640"/>
+        <w:gridCol w:w="2640"/>
+        <w:gridCol w:w="2640"/>
+      </w:tblGrid>
+      <w:tr>
+        <w:trPr>
+          <w:tblHeader w:val="on"/>
+        </w:trPr>
+        <w:tc>
+          <w:tcPr/>
+          <w:p>
+            <w:pPr>
+              <w:pStyle w:val="Compact"/>
+            </w:pPr>
+            <w:r>
+              <w:t xml:space="preserve">Model (wet days, n = 1,947; 19 flood days)</w:t>
+            </w:r>
+          </w:p>
+        </w:tc>
+        <w:tc>
+          <w:tcPr/>
+          <w:p>
+            <w:pPr>
+              <w:pStyle w:val="Compact"/>
+            </w:pPr>
+            <w:r>
+              <w:t xml:space="preserve">Odds of a flood per year, same rain (95% CI)</w:t>
+            </w:r>
+          </w:p>
+        </w:tc>
+        <w:tc>
+          <w:tcPr/>
+          <w:p>
+            <w:pPr>
+              <w:pStyle w:val="Compact"/>
+            </w:pPr>
+            <w:r>
+              <w:t xml:space="preserve">p</w:t>
+            </w:r>
+          </w:p>
+        </w:tc>
+      </w:tr>
+      <w:tr>
+        <w:tc>
+          <w:tcPr/>
+          <w:p>
+            <w:pPr>
+              <w:pStyle w:val="Compact"/>
+            </w:pPr>
+            <w:r>
+              <w:t xml:space="preserve">Daily rain (CHIRPS) + coverage control</w:t>
+            </w:r>
+          </w:p>
+        </w:tc>
+        <w:tc>
+          <w:tcPr/>
+          <w:p>
+            <w:pPr>
+              <w:pStyle w:val="Compact"/>
+            </w:pPr>
+            <w:r>
+              <w:t xml:space="preserve">1.07 (0.77–1.50)</w:t>
+            </w:r>
+          </w:p>
+        </w:tc>
+        <w:tc>
+          <w:tcPr/>
+          <w:p>
+            <w:pPr>
+              <w:pStyle w:val="Compact"/>
+            </w:pPr>
+            <w:r>
+              <w:t xml:space="preserve">0.68</w:t>
+            </w:r>
+          </w:p>
+        </w:tc>
+      </w:tr>
+      <w:tr>
+        <w:tc>
+          <w:tcPr/>
+          <w:p>
+            <w:pPr>
+              <w:pStyle w:val="Compact"/>
+            </w:pPr>
+            <w:r>
+              <w:t xml:space="preserve">Daily rain, no coverage control</w:t>
+            </w:r>
+          </w:p>
+        </w:tc>
+        <w:tc>
+          <w:tcPr/>
+          <w:p>
+            <w:pPr>
+              <w:pStyle w:val="Compact"/>
+            </w:pPr>
+            <w:r>
+              <w:t xml:space="preserve">1.02 (0.81–1.28)</w:t>
+            </w:r>
+          </w:p>
+        </w:tc>
+        <w:tc>
+          <w:tcPr/>
+          <w:p>
+            <w:pPr>
+              <w:pStyle w:val="Compact"/>
+            </w:pPr>
+            <w:r>
+              <w:t xml:space="preserve">0.86</w:t>
+            </w:r>
+          </w:p>
+        </w:tc>
+      </w:tr>
+      <w:tr>
+        <w:tc>
+          <w:tcPr/>
+          <w:p>
+            <w:pPr>
+              <w:pStyle w:val="Compact"/>
+            </w:pPr>
+            <w:r>
+              <w:t xml:space="preserve">Peak-hour rain (NASA POWER) + coverage control</w:t>
+            </w:r>
+          </w:p>
+        </w:tc>
+        <w:tc>
+          <w:tcPr/>
+          <w:p>
+            <w:pPr>
+              <w:pStyle w:val="Compact"/>
+            </w:pPr>
+            <w:r>
+              <w:t xml:space="preserve">1.06 (0.75–1.49)</w:t>
+            </w:r>
+          </w:p>
+        </w:tc>
+        <w:tc>
+          <w:tcPr/>
+          <w:p>
+            <w:pPr>
+              <w:pStyle w:val="Compact"/>
+            </w:pPr>
+            <w:r>
+              <w:t xml:space="preserve">0.74</w:t>
+            </w:r>
+          </w:p>
+        </w:tc>
+      </w:tr>
+    </w:tbl>
+    <w:p>
+      <w:pPr>
+        <w:pStyle w:val="BodyText"/>
+      </w:pPr>
+      <w:r>
+        <w:t xml:space="preserve">The rain falling on flood days shows no trend either (Kendall τ = −0.04, p = 0.82; Fig. kd26). The test is underpowered: with so few events, the confidence intervals include both no change and a 50% yearly rise in flood odds at the same rain, so the hypothesis of falling thresholds can be neither confirmed nor rejected. One result is robust, though. Flood days track short, intense bursts far better than daily totals: peak-hour rain strongly predicts a reported flood (odds ratio 3.2 per log-unit, p = 0.01), while daily satellite rain does not (1.75, p = 0.25). Kampala’s floods are driven by cloudbursts lasting minutes to hours, which daily satellite products average away. A rain-gauge network with sub-hourly recording, and a systematically kept flood log (such as the field-report layer of the Drain Watch tool), would let this test be repeated with adequate power.</w:t>
       </w:r>
     </w:p>
     <w:bookmarkEnd w:id="13"/>
@@ -1949,7 +2093,15 @@
         <w:pStyle w:val="FirstParagraph"/>
       </w:pPr>
       <w:r>
-        <w:t xml:space="preserve">[To finalise after 4.6.]</w:t>
+        <w:t xml:space="preserve">Kampala’s flood hotspots are not explained by heavier rain: rainfall extremes have not increased since 1981, and several recent floods followed ordinary rain. What sets the hotspots apart is how the city has built around its drains: homes on the floodplain, buildings inside the channel reserve, choke-point culverts and bridges, and the near-total loss of valley-floor wetland. A transparent index of these pressures picks out the hotspots (AUC 0.73), and a score built only from 1975–2000 change predicted where valley floors were built over in the following twenty years (AUC 0.79). That makes it possible to see the next hotspots forming, on the northern and eastern fringe, before they flood. About 205,000 people now live on low ground beside the channels.</w:t>
+      </w:r>
+    </w:p>
+    <w:p>
+      <w:pPr>
+        <w:pStyle w:val="BodyText"/>
+      </w:pPr>
+      <w:r>
+        <w:t xml:space="preserve">Whether the rain needed to cause a flood has fallen could not be determined: the dated flood record is too sparse. Kampala’s floods respond to short cloudbursts rather than daily totals, which is why the city needs sub-hourly rain gauges and a systematic flood log. For planners, the message is that the main levers lie on the ground: enforce the drainage reserve on the worst stretches, keep culverts clear, protect the remaining wetlands as flood storage, and apply development control on the emerging-risk fringe now.</w:t>
       </w:r>
     </w:p>
     <w:bookmarkEnd w:id="15"/>
@@ -2009,7 +2161,7 @@
         <w:pStyle w:val="FirstParagraph"/>
       </w:pPr>
       <w:r>
-        <w:t xml:space="preserve">kd04 priority map · kd05 emerging risk · kd06 hotspot drivers · kd12 priority vs emerging · kd02 flood-day rain · kd23 hold-out · kd25 exposure · kd26 threshold trend (pending) · kd13 area pages (supplement) · kd10 radar after the storm.</w:t>
+        <w:t xml:space="preserve">kd04 priority map · kd05 emerging risk · kd06 hotspot drivers · kd12 priority vs emerging · kd02 flood-day rain · kd23 hold-out · kd25 exposure · kd26 threshold test · kd13 area pages (supplement) · kd10 radar after the storm.</w:t>
       </w:r>
     </w:p>
     <w:bookmarkEnd w:id="17"/>

--- a/paper/kampala_drainage_paperA.docx
+++ b/paper/kampala_drainage_paperA.docx
@@ -119,7 +119,7 @@
         <w:t xml:space="preserve"> </w:t>
       </w:r>
       <w:r>
-        <w:t xml:space="preserve">rule. This identifies the fast-growing fringe as where the next hotspots are forming. Since 2000, the number of people on low ground beside channels has grown in step with the city, reaching about 205,000 in 2020. A test of whether the rain needed to cause a reported flood has fallen (2017–2026, 22 dated flood days) finds no detectable change, but has little statistical power; flood days are predicted by short, intense bursts (peak-hour rain, p = 0.01) rather than daily totals. The evidence points to drainage capacity and encroachment, not rainfall, as the lever planners control. We release the channel inventory and an open maintenance dashboard.</w:t>
+        <w:t xml:space="preserve">rule. This identifies the fast-growing fringe as where the next hotspots are forming. Since 2000, the number of people on low ground beside channels has grown in step with the city, reaching about 205,000 in 2020. A test of whether the rain needed to cause a reported flood has fallen (2017–2026, 23 dated flood days) finds no detectable change, but has little statistical power; flood days are predicted by short, intense bursts (peak-hour rain, p = 0.015) rather than daily totals. The evidence points to drainage capacity and encroachment, not rainfall, as the lever planners control. We release the channel inventory and an open maintenance dashboard.</w:t>
       </w:r>
     </w:p>
     <w:bookmarkEnd w:id="9"/>
@@ -1725,7 +1725,7 @@
         <w:t xml:space="preserve"> </w:t>
       </w:r>
       <w:r>
-        <w:t xml:space="preserve">We assembled 22 dated flood days for 2017–2026 from the GDELT news index (events reported by at least two outlets, filtered to flood-event headlines) and verified news reports. The news record has a large gap: few events could be recovered for 2021–2024, which reflects the archive, not an absence of floods. For every day, a logistic model relates the chance of a reported flood to rainfall and a time trend, controlling for the volume of Kampala news coverage.</w:t>
+        <w:t xml:space="preserve">We assembled 23 dated flood days for 2017–2026 from the GDELT news index (events reported by at least two outlets, filtered to flood-event headlines) and verified news reports. The news record has a large gap: the full GDELT index (2017–2026, all 40 quarters retrieved) holds no multi-outlet Kampala flood events for 2021–2024, which reflects the archive’s coverage, not an absence of floods. For every day, a logistic model relates the chance of a reported flood to rainfall and a time trend, controlling for the volume of Kampala news coverage.</w:t>
       </w:r>
     </w:p>
     <w:tbl>
@@ -1751,7 +1751,7 @@
               <w:pStyle w:val="Compact"/>
             </w:pPr>
             <w:r>
-              <w:t xml:space="preserve">Model (wet days, n = 1,947; 19 flood days)</w:t>
+              <w:t xml:space="preserve">Model (wet days, n = 1,947; 20 flood days)</w:t>
             </w:r>
           </w:p>
         </w:tc>
@@ -1797,18 +1797,18 @@
               <w:pStyle w:val="Compact"/>
             </w:pPr>
             <w:r>
-              <w:t xml:space="preserve">1.07 (0.77–1.50)</w:t>
-            </w:r>
-          </w:p>
-        </w:tc>
-        <w:tc>
-          <w:tcPr/>
-          <w:p>
-            <w:pPr>
-              <w:pStyle w:val="Compact"/>
-            </w:pPr>
-            <w:r>
-              <w:t xml:space="preserve">0.68</w:t>
+              <w:t xml:space="preserve">1.09 (0.79–1.51)</w:t>
+            </w:r>
+          </w:p>
+        </w:tc>
+        <w:tc>
+          <w:tcPr/>
+          <w:p>
+            <w:pPr>
+              <w:pStyle w:val="Compact"/>
+            </w:pPr>
+            <w:r>
+              <w:t xml:space="preserve">0.59</w:t>
             </w:r>
           </w:p>
         </w:tc>
@@ -1832,18 +1832,18 @@
               <w:pStyle w:val="Compact"/>
             </w:pPr>
             <w:r>
-              <w:t xml:space="preserve">1.02 (0.81–1.28)</w:t>
-            </w:r>
-          </w:p>
-        </w:tc>
-        <w:tc>
-          <w:tcPr/>
-          <w:p>
-            <w:pPr>
-              <w:pStyle w:val="Compact"/>
-            </w:pPr>
-            <w:r>
-              <w:t xml:space="preserve">0.86</w:t>
+              <w:t xml:space="preserve">1.05 (0.83–1.31)</w:t>
+            </w:r>
+          </w:p>
+        </w:tc>
+        <w:tc>
+          <w:tcPr/>
+          <w:p>
+            <w:pPr>
+              <w:pStyle w:val="Compact"/>
+            </w:pPr>
+            <w:r>
+              <w:t xml:space="preserve">0.70</w:t>
             </w:r>
           </w:p>
         </w:tc>
@@ -1867,18 +1867,18 @@
               <w:pStyle w:val="Compact"/>
             </w:pPr>
             <w:r>
-              <w:t xml:space="preserve">1.06 (0.75–1.49)</w:t>
-            </w:r>
-          </w:p>
-        </w:tc>
-        <w:tc>
-          <w:tcPr/>
-          <w:p>
-            <w:pPr>
-              <w:pStyle w:val="Compact"/>
-            </w:pPr>
-            <w:r>
-              <w:t xml:space="preserve">0.74</w:t>
+              <w:t xml:space="preserve">1.08 (0.78–1.51)</w:t>
+            </w:r>
+          </w:p>
+        </w:tc>
+        <w:tc>
+          <w:tcPr/>
+          <w:p>
+            <w:pPr>
+              <w:pStyle w:val="Compact"/>
+            </w:pPr>
+            <w:r>
+              <w:t xml:space="preserve">0.63</w:t>
             </w:r>
           </w:p>
         </w:tc>
@@ -1889,7 +1889,7 @@
         <w:pStyle w:val="BodyText"/>
       </w:pPr>
       <w:r>
-        <w:t xml:space="preserve">The rain falling on flood days shows no trend either (Kendall τ = −0.04, p = 0.82; Fig. kd26). The test is underpowered: with so few events, the confidence intervals include both no change and a 50% yearly rise in flood odds at the same rain, so the hypothesis of falling thresholds can be neither confirmed nor rejected. One result is robust, though. Flood days track short, intense bursts far better than daily totals: peak-hour rain strongly predicts a reported flood (odds ratio 3.2 per log-unit, p = 0.01), while daily satellite rain does not (1.75, p = 0.25). Kampala’s floods are driven by cloudbursts lasting minutes to hours, which daily satellite products average away. A rain-gauge network with sub-hourly recording, and a systematically kept flood log (such as the field-report layer of the Drain Watch tool), would let this test be repeated with adequate power.</w:t>
+        <w:t xml:space="preserve">The rain falling on flood days shows no trend either (Kendall τ = −0.04, p = 0.84; Fig. kd26). The test is underpowered: with so few events, the confidence intervals include both no change and a 50% yearly rise in flood odds at the same rain, so the hypothesis of falling thresholds can be neither confirmed nor rejected. One result is robust, though. Flood days track short, intense bursts far better than daily totals: peak-hour rain strongly predicts a reported flood (odds ratio 2.8 per log-unit, p = 0.015), while daily satellite rain does not (1.78, p = 0.22). Kampala’s floods are driven by cloudbursts lasting minutes to hours, which daily satellite products average away. A rain-gauge network with sub-hourly recording, and a systematically kept flood log (such as the field-report layer of the Drain Watch tool), would let this test be repeated with adequate power.</w:t>
       </w:r>
     </w:p>
     <w:bookmarkEnd w:id="13"/>

--- a/paper/kampala_drainage_paperA.docx
+++ b/paper/kampala_drainage_paperA.docx
@@ -1921,7 +1921,7 @@
         <w:t xml:space="preserve"> </w:t>
       </w:r>
       <w:r>
-        <w:t xml:space="preserve">the pressures that separate hotspots (building in the reserve and on the floodplain, constrictions, lost wetland) are planning and enforcement variables, not climate variables. These include the National Environment (Wetlands) Regulations, KCCA physical-planning controls and the 2016 Drainage Master Plan.</w:t>
+        <w:t xml:space="preserve">the pressures that separate hotspots (building in the reserve and on the floodplain, constrictions, lost wetland) are planning and enforcement variables, not climate variables. These include the National Environment (Wetlands) Regulations, KCCA physical-planning controls and the 2017 update of KCCA’s Drainage Master Plan.</w:t>
       </w:r>
     </w:p>
     <w:p>
@@ -2165,6 +2165,634 @@
       </w:r>
     </w:p>
     <w:bookmarkEnd w:id="17"/>
+    <w:bookmarkStart w:id="18" w:name="references"/>
+    <w:p>
+      <w:pPr>
+        <w:pStyle w:val="Heading1"/>
+      </w:pPr>
+      <w:r>
+        <w:t xml:space="preserve">References</w:t>
+      </w:r>
+    </w:p>
+    <w:p>
+      <w:pPr>
+        <w:pStyle w:val="FirstParagraph"/>
+      </w:pPr>
+      <w:r>
+        <w:t xml:space="preserve">Items marked † were found through search, or are grey literature not yet opened; verify them before submission.</w:t>
+      </w:r>
+    </w:p>
+    <w:p>
+      <w:pPr>
+        <w:pStyle w:val="Compact"/>
+        <w:numPr>
+          <w:ilvl w:val="0"/>
+          <w:numId w:val="1005"/>
+        </w:numPr>
+      </w:pPr>
+      <w:r>
+        <w:t xml:space="preserve">Lwasa, S. (2010). Adapting urban areas in Africa to climate change: the case of Kampala.</w:t>
+      </w:r>
+      <w:r>
+        <w:t xml:space="preserve"> </w:t>
+      </w:r>
+      <w:r>
+        <w:rPr>
+          <w:i/>
+          <w:iCs/>
+        </w:rPr>
+        <w:t xml:space="preserve">Current Opinion in Environmental Sustainability</w:t>
+      </w:r>
+      <w:r>
+        <w:t xml:space="preserve"> </w:t>
+      </w:r>
+      <w:r>
+        <w:t xml:space="preserve">2(3), 166–171. doi:10.1016/j.cosust.2010.06.009</w:t>
+      </w:r>
+    </w:p>
+    <w:p>
+      <w:pPr>
+        <w:pStyle w:val="Compact"/>
+        <w:numPr>
+          <w:ilvl w:val="0"/>
+          <w:numId w:val="1005"/>
+        </w:numPr>
+      </w:pPr>
+      <w:r>
+        <w:t xml:space="preserve">Douglas, I., Alam, K., Maghenda, M., Mcdonnell, Y., McLean, L. and Campbell, J. (2008). Unjust waters: climate change, flooding and the urban poor in Africa.</w:t>
+      </w:r>
+      <w:r>
+        <w:t xml:space="preserve"> </w:t>
+      </w:r>
+      <w:r>
+        <w:rPr>
+          <w:i/>
+          <w:iCs/>
+        </w:rPr>
+        <w:t xml:space="preserve">Environment and Urbanization</w:t>
+      </w:r>
+      <w:r>
+        <w:t xml:space="preserve"> </w:t>
+      </w:r>
+      <w:r>
+        <w:t xml:space="preserve">20(1), 187–205. doi:10.1177/0956247808089156</w:t>
+      </w:r>
+    </w:p>
+    <w:p>
+      <w:pPr>
+        <w:pStyle w:val="Compact"/>
+        <w:numPr>
+          <w:ilvl w:val="0"/>
+          <w:numId w:val="1005"/>
+        </w:numPr>
+      </w:pPr>
+      <w:r>
+        <w:t xml:space="preserve">Isunju, J. B., Orach, C. G. and Kemp, J. (2016). Hazards and vulnerabilities among informal wetland communities in Kampala, Uganda.</w:t>
+      </w:r>
+      <w:r>
+        <w:t xml:space="preserve"> </w:t>
+      </w:r>
+      <w:r>
+        <w:rPr>
+          <w:i/>
+          <w:iCs/>
+        </w:rPr>
+        <w:t xml:space="preserve">Environment and Urbanization</w:t>
+      </w:r>
+      <w:r>
+        <w:t xml:space="preserve"> </w:t>
+      </w:r>
+      <w:r>
+        <w:t xml:space="preserve">28(1), 275–293. doi:10.1177/0956247815613689</w:t>
+      </w:r>
+    </w:p>
+    <w:p>
+      <w:pPr>
+        <w:pStyle w:val="Compact"/>
+        <w:numPr>
+          <w:ilvl w:val="0"/>
+          <w:numId w:val="1005"/>
+        </w:numPr>
+      </w:pPr>
+      <w:r>
+        <w:t xml:space="preserve">Arinabo, D. (2024). Understanding the evolving nature of urban flood risks in sub-Saharan Africa: the case of Kampala City, Uganda. IntechOpen.</w:t>
+      </w:r>
+    </w:p>
+    <w:p>
+      <w:pPr>
+        <w:pStyle w:val="Compact"/>
+        <w:numPr>
+          <w:ilvl w:val="0"/>
+          <w:numId w:val="1005"/>
+        </w:numPr>
+      </w:pPr>
+      <w:r>
+        <w:t xml:space="preserve">Olsson, H., Mugume, S. N. and Sörensen, J. (2025). Modelling the effect of sediment and solid waste deposition on pluvial flood risk using in situ high-resolution rainfall and water level measurements.</w:t>
+      </w:r>
+      <w:r>
+        <w:t xml:space="preserve"> </w:t>
+      </w:r>
+      <w:r>
+        <w:rPr>
+          <w:i/>
+          <w:iCs/>
+        </w:rPr>
+        <w:t xml:space="preserve">Water Science &amp; Technology</w:t>
+      </w:r>
+      <w:r>
+        <w:t xml:space="preserve"> </w:t>
+      </w:r>
+      <w:r>
+        <w:t xml:space="preserve">91(6), 757–. doi:10.2166/wst.2025.039</w:t>
+      </w:r>
+    </w:p>
+    <w:p>
+      <w:pPr>
+        <w:pStyle w:val="Compact"/>
+        <w:numPr>
+          <w:ilvl w:val="0"/>
+          <w:numId w:val="1005"/>
+        </w:numPr>
+      </w:pPr>
+      <w:r>
+        <w:t xml:space="preserve">† Mugume, S. N., Gomez, D. E., Fu, G., Farmani, R. and Butler, D. (2015). A global analysis approach for investigating structural resilience in urban drainage systems.</w:t>
+      </w:r>
+      <w:r>
+        <w:t xml:space="preserve"> </w:t>
+      </w:r>
+      <w:r>
+        <w:rPr>
+          <w:i/>
+          <w:iCs/>
+        </w:rPr>
+        <w:t xml:space="preserve">Water Research</w:t>
+      </w:r>
+      <w:r>
+        <w:t xml:space="preserve"> </w:t>
+      </w:r>
+      <w:r>
+        <w:t xml:space="preserve">81, 15–26.</w:t>
+      </w:r>
+    </w:p>
+    <w:p>
+      <w:pPr>
+        <w:pStyle w:val="Compact"/>
+        <w:numPr>
+          <w:ilvl w:val="0"/>
+          <w:numId w:val="1005"/>
+        </w:numPr>
+      </w:pPr>
+      <w:r>
+        <w:t xml:space="preserve">Young, A., Bhattacharya, B. and Zevenbergen, C. (2021). A rainfall threshold-based approach to early warnings in urban data-scarce regions: a case study of pluvial flooding in Alexandria, Egypt.</w:t>
+      </w:r>
+      <w:r>
+        <w:t xml:space="preserve"> </w:t>
+      </w:r>
+      <w:r>
+        <w:rPr>
+          <w:i/>
+          <w:iCs/>
+        </w:rPr>
+        <w:t xml:space="preserve">Journal of Flood Risk Management</w:t>
+      </w:r>
+      <w:r>
+        <w:t xml:space="preserve"> </w:t>
+      </w:r>
+      <w:r>
+        <w:t xml:space="preserve">14(2), e12702. doi:10.1111/jfr3.12702</w:t>
+      </w:r>
+    </w:p>
+    <w:p>
+      <w:pPr>
+        <w:pStyle w:val="Compact"/>
+        <w:numPr>
+          <w:ilvl w:val="0"/>
+          <w:numId w:val="1005"/>
+        </w:numPr>
+      </w:pPr>
+      <w:r>
+        <w:t xml:space="preserve">† KCCA (2017). Kampala Drainage Master Plan (update of the 2003 plan), Kampala Capital City Authority; see Daily Monitor,</w:t>
+      </w:r>
+      <w:r>
+        <w:t xml:space="preserve"> </w:t>
+      </w:r>
+      <w:r>
+        <w:t xml:space="preserve">‘KCCA develops master plan to curb city flooding’</w:t>
+      </w:r>
+      <w:r>
+        <w:t xml:space="preserve">.</w:t>
+      </w:r>
+    </w:p>
+    <w:p>
+      <w:pPr>
+        <w:pStyle w:val="Compact"/>
+        <w:numPr>
+          <w:ilvl w:val="0"/>
+          <w:numId w:val="1005"/>
+        </w:numPr>
+      </w:pPr>
+      <w:r>
+        <w:t xml:space="preserve">Funk, C. et al. (2015). The climate hazards infrared precipitation with stations: a new environmental record for monitoring extremes.</w:t>
+      </w:r>
+      <w:r>
+        <w:t xml:space="preserve"> </w:t>
+      </w:r>
+      <w:r>
+        <w:rPr>
+          <w:i/>
+          <w:iCs/>
+        </w:rPr>
+        <w:t xml:space="preserve">Scientific Data</w:t>
+      </w:r>
+      <w:r>
+        <w:t xml:space="preserve"> </w:t>
+      </w:r>
+      <w:r>
+        <w:t xml:space="preserve">2, 150066. doi:10.1038/sdata.2015.66</w:t>
+      </w:r>
+    </w:p>
+    <w:p>
+      <w:pPr>
+        <w:pStyle w:val="Compact"/>
+        <w:numPr>
+          <w:ilvl w:val="0"/>
+          <w:numId w:val="1005"/>
+        </w:numPr>
+      </w:pPr>
+      <w:r>
+        <w:t xml:space="preserve">Gelaro, R. et al. (2017). The Modern-Era Retrospective Analysis for Research and Applications, version 2 (MERRA-2).</w:t>
+      </w:r>
+      <w:r>
+        <w:t xml:space="preserve"> </w:t>
+      </w:r>
+      <w:r>
+        <w:rPr>
+          <w:i/>
+          <w:iCs/>
+        </w:rPr>
+        <w:t xml:space="preserve">Journal of Climate</w:t>
+      </w:r>
+      <w:r>
+        <w:t xml:space="preserve"> </w:t>
+      </w:r>
+      <w:r>
+        <w:t xml:space="preserve">30, 5419–5454. doi:10.1175/JCLI-D-16-0758.1</w:t>
+      </w:r>
+    </w:p>
+    <w:p>
+      <w:pPr>
+        <w:pStyle w:val="Compact"/>
+        <w:numPr>
+          <w:ilvl w:val="0"/>
+          <w:numId w:val="1005"/>
+        </w:numPr>
+      </w:pPr>
+      <w:r>
+        <w:t xml:space="preserve">Nobre, A. D., Cuartas, L. A., Hodnett, M., Rennó, C. D., Rodrigues, G., Silveira, A., Waterloo, M. and Saleska, S. (2011). Height Above the Nearest Drainage – a hydrologically relevant new terrain model.</w:t>
+      </w:r>
+      <w:r>
+        <w:t xml:space="preserve"> </w:t>
+      </w:r>
+      <w:r>
+        <w:rPr>
+          <w:i/>
+          <w:iCs/>
+        </w:rPr>
+        <w:t xml:space="preserve">Journal of Hydrology</w:t>
+      </w:r>
+      <w:r>
+        <w:t xml:space="preserve"> </w:t>
+      </w:r>
+      <w:r>
+        <w:t xml:space="preserve">404, 13–29. doi:10.1016/j.jhydrol.2011.03.051</w:t>
+      </w:r>
+    </w:p>
+    <w:p>
+      <w:pPr>
+        <w:pStyle w:val="Compact"/>
+        <w:numPr>
+          <w:ilvl w:val="0"/>
+          <w:numId w:val="1005"/>
+        </w:numPr>
+      </w:pPr>
+      <w:r>
+        <w:t xml:space="preserve">Bartos, M. pysheds: simple and fast watershed delineation in Python. github.com/mdbartos/pysheds</w:t>
+      </w:r>
+    </w:p>
+    <w:p>
+      <w:pPr>
+        <w:pStyle w:val="Compact"/>
+        <w:numPr>
+          <w:ilvl w:val="0"/>
+          <w:numId w:val="1005"/>
+        </w:numPr>
+      </w:pPr>
+      <w:r>
+        <w:t xml:space="preserve">Kendall, M. G. (1938). A new measure of rank correlation.</w:t>
+      </w:r>
+      <w:r>
+        <w:t xml:space="preserve"> </w:t>
+      </w:r>
+      <w:r>
+        <w:rPr>
+          <w:i/>
+          <w:iCs/>
+        </w:rPr>
+        <w:t xml:space="preserve">Biometrika</w:t>
+      </w:r>
+      <w:r>
+        <w:t xml:space="preserve"> </w:t>
+      </w:r>
+      <w:r>
+        <w:t xml:space="preserve">30, 81–93.</w:t>
+      </w:r>
+    </w:p>
+    <w:p>
+      <w:pPr>
+        <w:pStyle w:val="Compact"/>
+        <w:numPr>
+          <w:ilvl w:val="0"/>
+          <w:numId w:val="1005"/>
+        </w:numPr>
+      </w:pPr>
+      <w:r>
+        <w:t xml:space="preserve">Newey, W. K. and West, K. D. (1987). A simple, positive semi-definite, heteroskedasticity and autocorrelation consistent covariance matrix.</w:t>
+      </w:r>
+      <w:r>
+        <w:t xml:space="preserve"> </w:t>
+      </w:r>
+      <w:r>
+        <w:rPr>
+          <w:i/>
+          <w:iCs/>
+        </w:rPr>
+        <w:t xml:space="preserve">Econometrica</w:t>
+      </w:r>
+      <w:r>
+        <w:t xml:space="preserve"> </w:t>
+      </w:r>
+      <w:r>
+        <w:t xml:space="preserve">55(3), 703–708.</w:t>
+      </w:r>
+    </w:p>
+    <w:p>
+      <w:pPr>
+        <w:pStyle w:val="Compact"/>
+        <w:numPr>
+          <w:ilvl w:val="0"/>
+          <w:numId w:val="1005"/>
+        </w:numPr>
+      </w:pPr>
+      <w:r>
+        <w:t xml:space="preserve">Fawcett, T. (2006). An introduction to ROC analysis.</w:t>
+      </w:r>
+      <w:r>
+        <w:t xml:space="preserve"> </w:t>
+      </w:r>
+      <w:r>
+        <w:rPr>
+          <w:i/>
+          <w:iCs/>
+        </w:rPr>
+        <w:t xml:space="preserve">Pattern Recognition Letters</w:t>
+      </w:r>
+      <w:r>
+        <w:t xml:space="preserve"> </w:t>
+      </w:r>
+      <w:r>
+        <w:t xml:space="preserve">27, 861–874. doi:10.1016/j.patrec.2005.10.010</w:t>
+      </w:r>
+    </w:p>
+    <w:p>
+      <w:pPr>
+        <w:pStyle w:val="Compact"/>
+        <w:numPr>
+          <w:ilvl w:val="0"/>
+          <w:numId w:val="1005"/>
+        </w:numPr>
+      </w:pPr>
+      <w:r>
+        <w:t xml:space="preserve">Künsch, H. R. (1989). The jackknife and the bootstrap for general stationary observations.</w:t>
+      </w:r>
+      <w:r>
+        <w:t xml:space="preserve"> </w:t>
+      </w:r>
+      <w:r>
+        <w:rPr>
+          <w:i/>
+          <w:iCs/>
+        </w:rPr>
+        <w:t xml:space="preserve">Annals of Statistics</w:t>
+      </w:r>
+      <w:r>
+        <w:t xml:space="preserve"> </w:t>
+      </w:r>
+      <w:r>
+        <w:t xml:space="preserve">17(3), 1217–1241.</w:t>
+      </w:r>
+    </w:p>
+    <w:p>
+      <w:pPr>
+        <w:pStyle w:val="Compact"/>
+        <w:numPr>
+          <w:ilvl w:val="0"/>
+          <w:numId w:val="1005"/>
+        </w:numPr>
+      </w:pPr>
+      <w:r>
+        <w:t xml:space="preserve">Leetaru, K. and Schrodt, P. A. (2013). GDELT: Global data on events, location and tone, 1979–2012. International Studies Association annual convention, San Francisco.</w:t>
+      </w:r>
+    </w:p>
+    <w:p>
+      <w:pPr>
+        <w:pStyle w:val="Compact"/>
+        <w:numPr>
+          <w:ilvl w:val="0"/>
+          <w:numId w:val="1005"/>
+        </w:numPr>
+      </w:pPr>
+      <w:r>
+        <w:t xml:space="preserve">Rentschler, J., Avner, P., Marconcini, M., Su, R., Strano, E., Vousdoukas, M. and Hallegatte, S. (2023). Global evidence of rapid urban growth in flood zones since 1985.</w:t>
+      </w:r>
+      <w:r>
+        <w:t xml:space="preserve"> </w:t>
+      </w:r>
+      <w:r>
+        <w:rPr>
+          <w:i/>
+          <w:iCs/>
+        </w:rPr>
+        <w:t xml:space="preserve">Nature</w:t>
+      </w:r>
+      <w:r>
+        <w:t xml:space="preserve"> </w:t>
+      </w:r>
+      <w:r>
+        <w:t xml:space="preserve">622, 87–92. doi:10.1038/s41586-023-06468-9</w:t>
+      </w:r>
+    </w:p>
+    <w:p>
+      <w:pPr>
+        <w:pStyle w:val="Compact"/>
+        <w:numPr>
+          <w:ilvl w:val="0"/>
+          <w:numId w:val="1005"/>
+        </w:numPr>
+      </w:pPr>
+      <w:r>
+        <w:t xml:space="preserve">Tellman, B. et al. (2021). Satellite imaging reveals increased proportion of population exposed to floods.</w:t>
+      </w:r>
+      <w:r>
+        <w:t xml:space="preserve"> </w:t>
+      </w:r>
+      <w:r>
+        <w:rPr>
+          <w:i/>
+          <w:iCs/>
+        </w:rPr>
+        <w:t xml:space="preserve">Nature</w:t>
+      </w:r>
+      <w:r>
+        <w:t xml:space="preserve"> </w:t>
+      </w:r>
+      <w:r>
+        <w:t xml:space="preserve">596, 80–86. doi:10.1038/s41586-021-03695-w</w:t>
+      </w:r>
+    </w:p>
+    <w:p>
+      <w:pPr>
+        <w:pStyle w:val="Compact"/>
+        <w:numPr>
+          <w:ilvl w:val="0"/>
+          <w:numId w:val="1005"/>
+        </w:numPr>
+      </w:pPr>
+      <w:r>
+        <w:t xml:space="preserve">Pesaresi, M. and Politis, P. (2023). GHS-BUILT-S R2023A: GHS built-up surface grid, 1975–2030. European Commission, Joint Research Centre.</w:t>
+      </w:r>
+    </w:p>
+    <w:p>
+      <w:pPr>
+        <w:pStyle w:val="Compact"/>
+        <w:numPr>
+          <w:ilvl w:val="0"/>
+          <w:numId w:val="1005"/>
+        </w:numPr>
+      </w:pPr>
+      <w:r>
+        <w:t xml:space="preserve">Schiavina, M., Freire, S., Carioli, A. and MacManus, K. (2023). GHS-POP R2023A: GHS population grid, 1975–2030. European Commission, Joint Research Centre.</w:t>
+      </w:r>
+    </w:p>
+    <w:p>
+      <w:pPr>
+        <w:pStyle w:val="Compact"/>
+        <w:numPr>
+          <w:ilvl w:val="0"/>
+          <w:numId w:val="1005"/>
+        </w:numPr>
+      </w:pPr>
+      <w:r>
+        <w:t xml:space="preserve">European Space Agency (2021). Copernicus DEM GLO-30. doi:10.5270/ESA-c5d3d65</w:t>
+      </w:r>
+    </w:p>
+    <w:p>
+      <w:pPr>
+        <w:pStyle w:val="Compact"/>
+        <w:numPr>
+          <w:ilvl w:val="0"/>
+          <w:numId w:val="1005"/>
+        </w:numPr>
+      </w:pPr>
+      <w:r>
+        <w:t xml:space="preserve">Zanaga, D. et al. (2022). ESA WorldCover 10 m 2021 v200. doi:10.5281/zenodo.7254221</w:t>
+      </w:r>
+    </w:p>
+    <w:p>
+      <w:pPr>
+        <w:pStyle w:val="Compact"/>
+        <w:numPr>
+          <w:ilvl w:val="0"/>
+          <w:numId w:val="1005"/>
+        </w:numPr>
+      </w:pPr>
+      <w:r>
+        <w:t xml:space="preserve">Karra, K., Kontgis, C., Statman-Weil, Z., Mazzariello, J. C., Mathis, M. and Brumby, S. P. (2021). Global land use/land cover with Sentinel 2 and deep learning.</w:t>
+      </w:r>
+      <w:r>
+        <w:t xml:space="preserve"> </w:t>
+      </w:r>
+      <w:r>
+        <w:rPr>
+          <w:i/>
+          <w:iCs/>
+        </w:rPr>
+        <w:t xml:space="preserve">IEEE IGARSS 2021</w:t>
+      </w:r>
+      <w:r>
+        <w:t xml:space="preserve">, 4704–4707.</w:t>
+      </w:r>
+    </w:p>
+    <w:p>
+      <w:pPr>
+        <w:pStyle w:val="Compact"/>
+        <w:numPr>
+          <w:ilvl w:val="0"/>
+          <w:numId w:val="1005"/>
+        </w:numPr>
+      </w:pPr>
+      <w:r>
+        <w:t xml:space="preserve">Copernicus Sentinel-1 data (ESA), radiometrically terrain-corrected (RTC) product served by the Microsoft Planetary Computer. planetarycomputer.microsoft.com.</w:t>
+      </w:r>
+    </w:p>
+    <w:p>
+      <w:pPr>
+        <w:pStyle w:val="Compact"/>
+        <w:numPr>
+          <w:ilvl w:val="0"/>
+          <w:numId w:val="1005"/>
+        </w:numPr>
+      </w:pPr>
+      <w:r>
+        <w:t xml:space="preserve">Microsoft (2023). Global ML Building Footprints. github.com/microsoft/GlobalMLBuildingFootprints</w:t>
+      </w:r>
+    </w:p>
+    <w:p>
+      <w:pPr>
+        <w:pStyle w:val="Compact"/>
+        <w:numPr>
+          <w:ilvl w:val="0"/>
+          <w:numId w:val="1005"/>
+        </w:numPr>
+      </w:pPr>
+      <w:r>
+        <w:t xml:space="preserve">OpenStreetMap contributors. OpenStreetMap. openstreetmap.org (data under ODbL).</w:t>
+      </w:r>
+    </w:p>
+    <w:p>
+      <w:pPr>
+        <w:pStyle w:val="Compact"/>
+        <w:numPr>
+          <w:ilvl w:val="0"/>
+          <w:numId w:val="1005"/>
+        </w:numPr>
+      </w:pPr>
+      <w:r>
+        <w:t xml:space="preserve">Gava, C. (2026). A dated, geocoded catalogue of reported floods in Kampala, Uganda, 2007–2026 (data paper D0 of this programme).</w:t>
+      </w:r>
+    </w:p>
+    <w:p>
+      <w:pPr>
+        <w:pStyle w:val="Compact"/>
+        <w:numPr>
+          <w:ilvl w:val="0"/>
+          <w:numId w:val="1005"/>
+        </w:numPr>
+      </w:pPr>
+      <w:r>
+        <w:t xml:space="preserve">Companion papers of this programme: D, 1, 5, 6.</w:t>
+      </w:r>
+    </w:p>
+    <w:bookmarkEnd w:id="18"/>
     <w:sectPr>
       <w:footnotePr>
         <w:numRestart w:val="eachSect"/>
@@ -2504,6 +3132,36 @@
   </w:num>
   <w:num w:numId="1004">
     <w:abstractNumId w:val="991"/>
+  </w:num>
+  <w:num w:numId="1005">
+    <w:abstractNumId w:val="99411"/>
+    <w:lvlOverride w:ilvl="0">
+      <w:startOverride w:val="1"/>
+    </w:lvlOverride>
+    <w:lvlOverride w:ilvl="1">
+      <w:startOverride w:val="1"/>
+    </w:lvlOverride>
+    <w:lvlOverride w:ilvl="2">
+      <w:startOverride w:val="1"/>
+    </w:lvlOverride>
+    <w:lvlOverride w:ilvl="3">
+      <w:startOverride w:val="1"/>
+    </w:lvlOverride>
+    <w:lvlOverride w:ilvl="4">
+      <w:startOverride w:val="1"/>
+    </w:lvlOverride>
+    <w:lvlOverride w:ilvl="5">
+      <w:startOverride w:val="1"/>
+    </w:lvlOverride>
+    <w:lvlOverride w:ilvl="6">
+      <w:startOverride w:val="1"/>
+    </w:lvlOverride>
+    <w:lvlOverride w:ilvl="7">
+      <w:startOverride w:val="1"/>
+    </w:lvlOverride>
+    <w:lvlOverride w:ilvl="8">
+      <w:startOverride w:val="1"/>
+    </w:lvlOverride>
   </w:num>
 </w:numbering>
 </file>
